--- a/29_Admin/00_Start_Here_Administrators.docx
+++ b/29_Admin/00_Start_Here_Administrators.docx
@@ -89,7 +89,7 @@
           <w:color w:val="5A5C70"/>
           <w:sz w:val="17"/>
         </w:rPr>
-        <w:t>A free kit by Competence Collective · competencecollective.org · October 2026</w:t>
+        <w:t>Hackles · a free kit · quillsup.org · October 2026</w:t>
       </w:r>
     </w:p>
     <w:p>
@@ -134,7 +134,7 @@
       </w:r>
       <w:r>
         <w:rPr/>
-        <w:t xml:space="preserve"> Hackles is a free online-safety kit for ages 5 to 18, published by Competence Collective. Each grade band (K-2, 3-5, 6-8, 9-12) has 10 scripted lessons of 15 minutes. The habit it teaches is </w:t>
+        <w:t xml:space="preserve"> Hackles is a free online-safety kit for ages 5 to 18 (quillsup.org). Each grade band (K-2, 3-5, 6-8, 9-12) has 10 scripted lessons of 15 minutes. The habit it teaches is </w:t>
       </w:r>
       <w:r>
         <w:rPr>
@@ -221,7 +221,7 @@
       </w:pPr>
       <w:r>
         <w:rPr/>
-        <w:t>It does not give anyone at Competence Collective access to your students or your data.</w:t>
+        <w:t>It does not give anyone on the Hackles team access to your students or your data.</w:t>
       </w:r>
     </w:p>
     <w:p>
@@ -272,7 +272,7 @@
     <w:p>
       <w:r>
         <w:rPr/>
-        <w:t>Competence Collective, a company that also sells training to colleges and professionals. It gives Hackles away as a goodwill project and says so openly. The kit has no ads, no sign-ups for children and no student-facing links to company products, and adult-facing pages mention the company's other work once. [VERIFY wording with counsel]</w:t>
+        <w:t>A small team of educators and security practitioners (quillsup.org). They give Hackles away as a goodwill project and say so openly. The kit has no ads, no sign-ups for children and no links to any company's products; the publisher is named once, in the About section of quillsup.org, and in the copyright line. [VERIFY wording with counsel]</w:t>
       </w:r>
     </w:p>
     <w:p>
@@ -1602,7 +1602,7 @@
         <w:color w:val="5A5C70"/>
         <w:sz w:val="14"/>
       </w:rPr>
-      <w:t>Hackles · © 2026 Competence Collective · competencecollective.org · Text CC BY-NC 4.0 · Name, logos and art: all rights reserved</w:t>
+      <w:t>Hackles · quillsup.org · © 2026 Competence Collective · Text CC BY-NC 4.0 · Name, logos and art: all rights reserved</w:t>
     </w:r>
     <w:r>
       <w:tab/>
@@ -1670,7 +1670,7 @@
         <w:color w:val="5A5C70"/>
         <w:sz w:val="14"/>
       </w:rPr>
-      <w:t>Hackles · © 2026 Competence Collective · competencecollective.org · Text CC BY-NC 4.0 · Name, logos and art: all rights reserved</w:t>
+      <w:t>Hackles · quillsup.org · © 2026 Competence Collective · Text CC BY-NC 4.0 · Name, logos and art: all rights reserved</w:t>
     </w:r>
     <w:r>
       <w:tab/>
